--- a/download/Zamir_Camalov_BA_NoCode_CV_EN.docx
+++ b/download/Zamir_Camalov_BA_NoCode_CV_EN.docx
@@ -208,7 +208,7 @@
           <w:sz w:val="19"/>
           <w:szCs w:val="19"/>
         </w:rPr>
-        <w:t xml:space="preserve">Business Analyst with 3+ years of experience in requirements engineering, process modeling (BPMN 2.0), and UAT coordination, backed by a 15-year career in software development (C#/.NET). This dual perspective enables rapid translation of business needs into actionable specifications and accelerates adoption of no-code/low-code platforms such as Creatio. Proven ability to bridge the gap between technical teams and business stakeholders through structured documentation, data-driven analysis, and cross-functional collaboration.</w:t>
+        <w:t xml:space="preserve">Business Analyst with 3+ years of experience in requirements engineering, process modeling (BPMN 2.0), and UAT coordination across fintech and e-commerce sectors, backed by a 15-year career in software development (C#/.NET, PostgreSQL). This dual perspective enables rapid translation of business needs into actionable specifications and accelerates adoption of no-code/low-code platforms such as Creatio. Proven ability to bridge the gap between technical teams and business stakeholders through structured documentation, data-driven analysis, and cross-functional collaboration.</w:t>
       </w:r>
     </w:p>
     <w:p>
@@ -334,7 +334,7 @@
           <w:sz w:val="19"/>
           <w:szCs w:val="19"/>
         </w:rPr>
-        <w:t xml:space="preserve">REST API  |  OpenAPI 3.0 / Swagger  |  SQL (MS SQL, PostgreSQL)  |  C# / .NET  |  OOP &amp; Design Patterns</w:t>
+        <w:t xml:space="preserve">REST API  |  OpenAPI 3.0 / Swagger  |  PostgreSQL  |  MS SQL Server  |  C# / .NET  |  OOP &amp; Design Patterns</w:t>
       </w:r>
     </w:p>
     <w:p>
@@ -400,7 +400,7 @@
           <w:sz w:val="19"/>
           <w:szCs w:val="19"/>
         </w:rPr>
-        <w:t xml:space="preserve">Jira  |  Confluence  |  Postman  |  draw.io / Visio  |  SQL Server Management Studio  |  Git</w:t>
+        <w:t xml:space="preserve">Jira  |  Confluence  |  Postman  |  pgAdmin  |  draw.io / Visio  |  SSMS  |  Git</w:t>
       </w:r>
     </w:p>
     <w:p>
@@ -499,7 +499,7 @@
           <w:sz w:val="19"/>
           <w:szCs w:val="19"/>
         </w:rPr>
-        <w:t xml:space="preserve">【Company Name】, Baku</w:t>
+        <w:t xml:space="preserve">Embafinans, Baku</w:t>
       </w:r>
       <w:r>
         <w:rPr>
@@ -514,7 +514,7 @@
           <w:sz w:val="17"/>
           <w:szCs w:val="17"/>
         </w:rPr>
-        <w:t xml:space="preserve">2022 – Present</w:t>
+        <w:t xml:space="preserve">2023 – Present</w:t>
       </w:r>
     </w:p>
     <w:p>
@@ -634,31 +634,7 @@
           <w:sz w:val="19"/>
           <w:szCs w:val="19"/>
         </w:rPr>
-        <w:t xml:space="preserve">  Created SQL analytics queries (JOIN, GROUP BY, Subqueries) for return process analysis, delivering data-driven recommendations that informed strategic decisions by leadership</w:t>
-      </w:r>
-    </w:p>
-    <w:p>
-      <w:pPr>
-        <w:spacing w:after="30" w:before="30" w:line="276"/>
-        <w:ind w:left="180" w:hanging="180"/>
-      </w:pPr>
-      <w:r>
-        <w:rPr>
-          <w:rFonts w:ascii="Calibri" w:eastAsia="Microsoft YaHei"/>
-          <w:color w:val="2A6496"/>
-          <w:sz w:val="19"/>
-          <w:szCs w:val="19"/>
-        </w:rPr>
-        <w:t xml:space="preserve">•</w:t>
-      </w:r>
-      <w:r>
-        <w:rPr>
-          <w:rFonts w:ascii="Calibri" w:eastAsia="Microsoft YaHei"/>
-          <w:color w:val="333333"/>
-          <w:sz w:val="19"/>
-          <w:szCs w:val="19"/>
-        </w:rPr>
-        <w:t xml:space="preserve">  Resolved stakeholder conflicts by presenting quantitative cost-benefit analysis, aligning divergent priorities between operations and IT departments</w:t>
+        <w:t xml:space="preserve">  Created SQL analytics queries (JOIN, GROUP BY, Subqueries) for process analysis, delivering data-driven recommendations that informed strategic decisions by leadership</w:t>
       </w:r>
     </w:p>
     <w:p>
@@ -677,7 +653,7 @@
           <w:sz w:val="21"/>
           <w:szCs w:val="21"/>
         </w:rPr>
-        <w:t xml:space="preserve">Senior Software Developer</w:t>
+        <w:t xml:space="preserve">Business Analyst</w:t>
       </w:r>
       <w:r>
         <w:rPr>
@@ -697,7 +673,7 @@
           <w:sz w:val="19"/>
           <w:szCs w:val="19"/>
         </w:rPr>
-        <w:t xml:space="preserve">Various Companies, Baku</w:t>
+        <w:t xml:space="preserve">Umico, Baku</w:t>
       </w:r>
       <w:r>
         <w:rPr>
@@ -712,7 +688,7 @@
           <w:sz w:val="17"/>
           <w:szCs w:val="17"/>
         </w:rPr>
-        <w:t xml:space="preserve">2007 – 2022</w:t>
+        <w:t xml:space="preserve">2022 – 2023</w:t>
       </w:r>
     </w:p>
     <w:p>
@@ -736,7 +712,7 @@
           <w:sz w:val="19"/>
           <w:szCs w:val="19"/>
         </w:rPr>
-        <w:t xml:space="preserve">  Designed and developed enterprise applications using C#/.NET, applying OOP principles, SOLID architecture, and design patterns across 10+ projects in fintech and government sectors</w:t>
+        <w:t xml:space="preserve">  Analyzed e-commerce business workflows and translated requirements into user stories with Gherkin acceptance criteria for the product development team</w:t>
       </w:r>
     </w:p>
     <w:p>
@@ -760,7 +736,133 @@
           <w:sz w:val="19"/>
           <w:szCs w:val="19"/>
         </w:rPr>
-        <w:t xml:space="preserve">  Architected relational database schemas (MS SQL Server, PostgreSQL) and optimized complex SQL queries for high-volume transactional reporting and analytics dashboards</w:t>
+        <w:t xml:space="preserve">  Performed gap analysis between current system capabilities and target business needs, producing prioritized recommendations for platform enhancement</w:t>
+      </w:r>
+    </w:p>
+    <w:p>
+      <w:pPr>
+        <w:spacing w:after="30" w:before="30" w:line="276"/>
+        <w:ind w:left="180" w:hanging="180"/>
+      </w:pPr>
+      <w:r>
+        <w:rPr>
+          <w:rFonts w:ascii="Calibri" w:eastAsia="Microsoft YaHei"/>
+          <w:color w:val="2A6496"/>
+          <w:sz w:val="19"/>
+          <w:szCs w:val="19"/>
+        </w:rPr>
+        <w:t xml:space="preserve">•</w:t>
+      </w:r>
+      <w:r>
+        <w:rPr>
+          <w:rFonts w:ascii="Calibri" w:eastAsia="Microsoft YaHei"/>
+          <w:color w:val="333333"/>
+          <w:sz w:val="19"/>
+          <w:szCs w:val="19"/>
+        </w:rPr>
+        <w:t xml:space="preserve">  Resolved stakeholder conflicts by presenting quantitative cost-benefit analysis, aligning divergent priorities between operations and IT departments</w:t>
+      </w:r>
+    </w:p>
+    <w:p>
+      <w:pPr>
+        <w:tabs>
+          <w:tab w:val="right" w:pos="8805"/>
+        </w:tabs>
+        <w:spacing w:after="20" w:before="140" w:line="276"/>
+      </w:pPr>
+      <w:r>
+        <w:rPr>
+          <w:rFonts w:ascii="Calibri" w:eastAsia="Microsoft YaHei"/>
+          <w:b/>
+          <w:bCs/>
+          <w:color w:val="1A1A1A"/>
+          <w:sz w:val="21"/>
+          <w:szCs w:val="21"/>
+        </w:rPr>
+        <w:t xml:space="preserve">Senior Software Developer</w:t>
+      </w:r>
+      <w:r>
+        <w:rPr>
+          <w:rFonts w:ascii="Calibri" w:eastAsia="Microsoft YaHei"/>
+          <w:color w:val="777777"/>
+          <w:sz w:val="19"/>
+          <w:szCs w:val="19"/>
+        </w:rPr>
+        <w:t xml:space="preserve">  |  </w:t>
+      </w:r>
+      <w:r>
+        <w:rPr>
+          <w:rFonts w:ascii="Calibri" w:eastAsia="Microsoft YaHei"/>
+          <w:i/>
+          <w:iCs/>
+          <w:color w:val="333333"/>
+          <w:sz w:val="19"/>
+          <w:szCs w:val="19"/>
+        </w:rPr>
+        <w:t xml:space="preserve">Various Companies, Baku</w:t>
+      </w:r>
+      <w:r>
+        <w:rPr>
+          <w:rFonts w:ascii="Calibri" w:eastAsia="Microsoft YaHei"/>
+        </w:rPr>
+        <w:t xml:space="preserve">	</w:t>
+      </w:r>
+      <w:r>
+        <w:rPr>
+          <w:rFonts w:ascii="Calibri" w:eastAsia="Microsoft YaHei"/>
+          <w:color w:val="777777"/>
+          <w:sz w:val="17"/>
+          <w:szCs w:val="17"/>
+        </w:rPr>
+        <w:t xml:space="preserve">2007 – 2022</w:t>
+      </w:r>
+    </w:p>
+    <w:p>
+      <w:pPr>
+        <w:spacing w:after="30" w:before="30" w:line="276"/>
+        <w:ind w:left="180" w:hanging="180"/>
+      </w:pPr>
+      <w:r>
+        <w:rPr>
+          <w:rFonts w:ascii="Calibri" w:eastAsia="Microsoft YaHei"/>
+          <w:color w:val="2A6496"/>
+          <w:sz w:val="19"/>
+          <w:szCs w:val="19"/>
+        </w:rPr>
+        <w:t xml:space="preserve">•</w:t>
+      </w:r>
+      <w:r>
+        <w:rPr>
+          <w:rFonts w:ascii="Calibri" w:eastAsia="Microsoft YaHei"/>
+          <w:color w:val="333333"/>
+          <w:sz w:val="19"/>
+          <w:szCs w:val="19"/>
+        </w:rPr>
+        <w:t xml:space="preserve">  Designed and developed enterprise applications using C#/.NET, applying OOP principles, SOLID architecture, and design patterns across 10+ projects in fintech and government sectors</w:t>
+      </w:r>
+    </w:p>
+    <w:p>
+      <w:pPr>
+        <w:spacing w:after="30" w:before="30" w:line="276"/>
+        <w:ind w:left="180" w:hanging="180"/>
+      </w:pPr>
+      <w:r>
+        <w:rPr>
+          <w:rFonts w:ascii="Calibri" w:eastAsia="Microsoft YaHei"/>
+          <w:color w:val="2A6496"/>
+          <w:sz w:val="19"/>
+          <w:szCs w:val="19"/>
+        </w:rPr>
+        <w:t xml:space="preserve">•</w:t>
+      </w:r>
+      <w:r>
+        <w:rPr>
+          <w:rFonts w:ascii="Calibri" w:eastAsia="Microsoft YaHei"/>
+          <w:color w:val="333333"/>
+          <w:sz w:val="19"/>
+          <w:szCs w:val="19"/>
+        </w:rPr>
+        <w:t xml:space="preserve">  Developed and maintained PostgreSQL databases including schema design, stored procedures, functions, and query performance tuning for high-volume transactional systems</w:t>
       </w:r>
     </w:p>
     <w:p>

--- a/download/Zamir_Camalov_BA_NoCode_CV_EN.docx
+++ b/download/Zamir_Camalov_BA_NoCode_CV_EN.docx
@@ -208,7 +208,7 @@
           <w:sz w:val="19"/>
           <w:szCs w:val="19"/>
         </w:rPr>
-        <w:t xml:space="preserve">Business Analyst with 3+ years of experience in requirements engineering, process modeling (BPMN 2.0), and UAT coordination across fintech and e-commerce sectors, backed by a 15-year career in software development (C#/.NET, PostgreSQL). This dual perspective enables rapid translation of business needs into actionable specifications and accelerates adoption of no-code/low-code platforms such as Creatio. Proven ability to bridge the gap between technical teams and business stakeholders through structured documentation, data-driven analysis, and cross-functional collaboration.</w:t>
+        <w:t xml:space="preserve">Business Analyst with 3+ years of experience in requirements engineering, process modeling (BPMN 2.0), and UAT coordination across fintech and e-commerce sectors, backed by a 15-year career in software development (C#/.NET, PostgreSQL). This dual perspective enables rapid translation of business needs into actionable specifications and accelerates adoption of no-code/low-code platforms. Proven ability to bridge the gap between technical teams and business stakeholders through structured documentation, data-driven analysis, and cross-functional collaboration.</w:t>
       </w:r>
     </w:p>
     <w:p>
@@ -367,7 +367,7 @@
           <w:sz w:val="19"/>
           <w:szCs w:val="19"/>
         </w:rPr>
-        <w:t xml:space="preserve">Process Automation Mindset  |  Dashboard &amp; Reporting Design  |  Creatio Platform (eager to master)</w:t>
+        <w:t xml:space="preserve">Process Automation Mindset  |  Dashboard &amp; Reporting Design  |  Rapid Platform Adaptation</w:t>
       </w:r>
     </w:p>
     <w:p>
